--- a/docs/EchoMind_Audit_2026-10-14_Project2/07_Review_Records/EM26-33_Development_Review_Test_and_Release_Process.docx
+++ b/docs/EchoMind_Audit_2026-10-14_Project2/07_Review_Records/EM26-33_Development_Review_Test_and_Release_Process.docx
@@ -421,7 +421,7 @@
                 <w:sz w:val="17"/>
                 <w:szCs w:val="17"/>
               </w:rPr>
-              <w:t xml:space="preserve">Issued for approval</w:t>
+              <w:t xml:space="preserve">APPROVED — 2026-10-20 (AR-2026-007)</w:t>
             </w:r>
           </w:p>
         </w:tc>
@@ -781,7 +781,7 @@
                 <w:sz w:val="17"/>
                 <w:szCs w:val="17"/>
               </w:rPr>
-              <w:t xml:space="preserve">Alexander Peter (EchoMind Project Lead) — to confirm</w:t>
+              <w:t xml:space="preserve">Alexander Peter (EchoMind Project Lead) — 2026-10-20</w:t>
             </w:r>
           </w:p>
         </w:tc>
@@ -841,7 +841,7 @@
                 <w:sz w:val="17"/>
                 <w:szCs w:val="17"/>
               </w:rPr>
-              <w:t xml:space="preserve">Sheryl Nazareth (QA / MR) — to confirm</w:t>
+              <w:t xml:space="preserve">Sheryl Nazareth (QA / MR) — 2026-10-20</w:t>
             </w:r>
           </w:p>
         </w:tc>
@@ -901,7 +901,7 @@
                 <w:sz w:val="17"/>
                 <w:szCs w:val="17"/>
               </w:rPr>
-              <w:t xml:space="preserve">Anita Johan (Managing Director) — to confirm</w:t>
+              <w:t xml:space="preserve">Anita Johan (Managing Director) — 2026-10-20</w:t>
             </w:r>
           </w:p>
         </w:tc>
